--- a/docs/wine-fund/contract/匿名組合契約書_合同会社WineBankP5_v8確認_修正履歴付_20261020v8a.docx
+++ b/docs/wine-fund/contract/匿名組合契約書_合同会社WineBankP5_v8確認_修正履歴付_20261020v8a.docx
@@ -5264,125 +5264,219 @@
           <w:rFonts w:ascii="ＭＳ 明朝" w:hAnsi="ＭＳ 明朝" w:hint="eastAsia"/>
         </w:rPr>
         <w:tab/>
-        <w:t xml:space="preserve">本出資者は、営業者に書面で通知することにより、本契約を解除することができる。但し、本契約締結日から</w:t>
-      </w:r>
-      <w:r>
-        <w:rPr>
-          <w:rFonts w:ascii="ＭＳ 明朝" w:hAnsi="ＭＳ 明朝"/>
-        </w:rPr>
-        <w:t xml:space="preserve">3</w:t>
-      </w:r>
-      <w:r>
-        <w:rPr>
-          <w:rFonts w:ascii="ＭＳ 明朝" w:hAnsi="ＭＳ 明朝" w:hint="eastAsia"/>
-        </w:rPr>
-        <w:t xml:space="preserve">年後の日（当日を含む。）以後の期間中に本契約を解除する場合には、毎年</w:t>
-      </w:r>
-      <w:r>
-        <w:rPr>
-          <w:rFonts w:ascii="ＭＳ 明朝" w:hAnsi="ＭＳ 明朝"/>
-        </w:rPr>
-        <w:t xml:space="preserve">1</w:t>
-      </w:r>
-      <w:r>
-        <w:rPr>
-          <w:rFonts w:ascii="ＭＳ 明朝" w:hAnsi="ＭＳ 明朝" w:hint="eastAsia"/>
-        </w:rPr>
-        <w:t xml:space="preserve">月</w:t>
-      </w:r>
-      <w:r>
-        <w:rPr>
-          <w:rFonts w:ascii="ＭＳ 明朝" w:hAnsi="ＭＳ 明朝"/>
-        </w:rPr>
-        <w:t xml:space="preserve">1</w:t>
-      </w:r>
-      <w:r>
-        <w:rPr>
-          <w:rFonts w:ascii="ＭＳ 明朝" w:hAnsi="ＭＳ 明朝" w:hint="eastAsia"/>
-        </w:rPr>
-        <w:t xml:space="preserve">日から</w:t>
-      </w:r>
-      <w:r>
-        <w:rPr>
-          <w:rFonts w:ascii="ＭＳ 明朝" w:hAnsi="ＭＳ 明朝"/>
-        </w:rPr>
-        <w:t xml:space="preserve">6</w:t>
-      </w:r>
-      <w:r>
-        <w:rPr>
-          <w:rFonts w:ascii="ＭＳ 明朝" w:hAnsi="ＭＳ 明朝" w:hint="eastAsia"/>
-        </w:rPr>
-        <w:t xml:space="preserve">月</w:t>
-      </w:r>
-      <w:r>
-        <w:rPr>
-          <w:rFonts w:ascii="ＭＳ 明朝" w:hAnsi="ＭＳ 明朝"/>
-        </w:rPr>
-        <w:t xml:space="preserve">30</w:t>
-      </w:r>
-      <w:r>
-        <w:rPr>
-          <w:rFonts w:ascii="ＭＳ 明朝" w:hAnsi="ＭＳ 明朝" w:hint="eastAsia"/>
-        </w:rPr>
-        <w:t xml:space="preserve">日まで、又は</w:t>
-      </w:r>
-      <w:r>
-        <w:rPr>
-          <w:rFonts w:ascii="ＭＳ 明朝" w:hAnsi="ＭＳ 明朝"/>
-        </w:rPr>
-        <w:t xml:space="preserve">7</w:t>
-      </w:r>
-      <w:r>
-        <w:rPr>
-          <w:rFonts w:ascii="ＭＳ 明朝" w:hAnsi="ＭＳ 明朝" w:hint="eastAsia"/>
-        </w:rPr>
-        <w:t xml:space="preserve">月</w:t>
-      </w:r>
-      <w:r>
-        <w:rPr>
-          <w:rFonts w:ascii="ＭＳ 明朝" w:hAnsi="ＭＳ 明朝"/>
-        </w:rPr>
-        <w:t xml:space="preserve">1</w:t>
-      </w:r>
-      <w:r>
-        <w:rPr>
-          <w:rFonts w:ascii="ＭＳ 明朝" w:hAnsi="ＭＳ 明朝" w:hint="eastAsia"/>
-        </w:rPr>
-        <w:t xml:space="preserve">日から</w:t>
-      </w:r>
-      <w:r>
-        <w:rPr>
-          <w:rFonts w:ascii="ＭＳ 明朝" w:hAnsi="ＭＳ 明朝"/>
-        </w:rPr>
-        <w:t xml:space="preserve">12</w:t>
-      </w:r>
-      <w:r>
-        <w:rPr>
-          <w:rFonts w:ascii="ＭＳ 明朝" w:hAnsi="ＭＳ 明朝" w:hint="eastAsia"/>
-        </w:rPr>
-        <w:t xml:space="preserve">月</w:t>
-      </w:r>
-      <w:r>
-        <w:rPr>
-          <w:rFonts w:ascii="ＭＳ 明朝" w:hAnsi="ＭＳ 明朝"/>
-        </w:rPr>
-        <w:t xml:space="preserve">31</w:t>
-      </w:r>
-      <w:r>
-        <w:rPr>
-          <w:rFonts w:ascii="ＭＳ 明朝" w:hAnsi="ＭＳ 明朝" w:hint="eastAsia"/>
-        </w:rPr>
-        <w:t xml:space="preserve">日までの期間に営業者に書面で通知することを要するものとする。また、本出資者が本項に基づき本契約を解除する場合、営業者は、本出資者に対し、契約終了日の属する月の翌々月末日までに、以下に定める想定売却額から以下に定める解約手数料を控除した金額を支払うことにより、出資の価額の返還を行うものとする。</w:t>
-      </w:r>
-      <w:ins w:id="40007" w:author="株式会社WineBank" w:date="2026-10-18T00:00:00Z">
+        <w:t xml:space="preserve">本出資者は、営業者に書面で通知することにより、本契約を解除することができる。</w:t>
+      </w:r>
+      <w:del w:id="40007" w:author="株式会社WineBank" w:date="2026-10-19T12:00:00Z">
         <w:r>
           <w:rPr>
             <w:rFonts w:ascii="ＭＳ 明朝" w:hAnsi="ＭＳ 明朝" w:hint="eastAsia"/>
           </w:rPr>
+          <w:delText xml:space="preserve">但し、本契約締結日から</w:delText>
+        </w:r>
+      </w:del>
+      <w:del w:id="40008" w:author="株式会社WineBank" w:date="2026-10-19T12:00:00Z">
+        <w:r>
+          <w:rPr>
+            <w:rFonts w:ascii="ＭＳ 明朝" w:hAnsi="ＭＳ 明朝"/>
+          </w:rPr>
+          <w:delText xml:space="preserve">3</w:delText>
+        </w:r>
+      </w:del>
+      <w:del w:id="40009" w:author="株式会社WineBank" w:date="2026-10-19T12:00:00Z">
+        <w:r>
+          <w:rPr>
+            <w:rFonts w:ascii="ＭＳ 明朝" w:hAnsi="ＭＳ 明朝" w:hint="eastAsia"/>
+          </w:rPr>
+          <w:delText xml:space="preserve">年後の日（当日を含む。）以後の期間中に本契約を解除する場合には、毎年</w:delText>
+        </w:r>
+      </w:del>
+      <w:del w:id="40010" w:author="株式会社WineBank" w:date="2026-10-19T12:00:00Z">
+        <w:r>
+          <w:rPr>
+            <w:rFonts w:ascii="ＭＳ 明朝" w:hAnsi="ＭＳ 明朝"/>
+          </w:rPr>
+          <w:delText xml:space="preserve">1</w:delText>
+        </w:r>
+      </w:del>
+      <w:del w:id="40011" w:author="株式会社WineBank" w:date="2026-10-19T12:00:00Z">
+        <w:r>
+          <w:rPr>
+            <w:rFonts w:ascii="ＭＳ 明朝" w:hAnsi="ＭＳ 明朝" w:hint="eastAsia"/>
+          </w:rPr>
+          <w:delText xml:space="preserve">月</w:delText>
+        </w:r>
+      </w:del>
+      <w:del w:id="40012" w:author="株式会社WineBank" w:date="2026-10-19T12:00:00Z">
+        <w:r>
+          <w:rPr>
+            <w:rFonts w:ascii="ＭＳ 明朝" w:hAnsi="ＭＳ 明朝"/>
+          </w:rPr>
+          <w:delText xml:space="preserve">1</w:delText>
+        </w:r>
+      </w:del>
+      <w:del w:id="40013" w:author="株式会社WineBank" w:date="2026-10-19T12:00:00Z">
+        <w:r>
+          <w:rPr>
+            <w:rFonts w:ascii="ＭＳ 明朝" w:hAnsi="ＭＳ 明朝" w:hint="eastAsia"/>
+          </w:rPr>
+          <w:delText xml:space="preserve">日から</w:delText>
+        </w:r>
+      </w:del>
+      <w:del w:id="40014" w:author="株式会社WineBank" w:date="2026-10-19T12:00:00Z">
+        <w:r>
+          <w:rPr>
+            <w:rFonts w:ascii="ＭＳ 明朝" w:hAnsi="ＭＳ 明朝"/>
+          </w:rPr>
+          <w:delText xml:space="preserve">6</w:delText>
+        </w:r>
+      </w:del>
+      <w:del w:id="40015" w:author="株式会社WineBank" w:date="2026-10-19T12:00:00Z">
+        <w:r>
+          <w:rPr>
+            <w:rFonts w:ascii="ＭＳ 明朝" w:hAnsi="ＭＳ 明朝" w:hint="eastAsia"/>
+          </w:rPr>
+          <w:delText xml:space="preserve">月</w:delText>
+        </w:r>
+      </w:del>
+      <w:del w:id="40016" w:author="株式会社WineBank" w:date="2026-10-19T12:00:00Z">
+        <w:r>
+          <w:rPr>
+            <w:rFonts w:ascii="ＭＳ 明朝" w:hAnsi="ＭＳ 明朝"/>
+          </w:rPr>
+          <w:delText xml:space="preserve">30</w:delText>
+        </w:r>
+      </w:del>
+      <w:del w:id="40017" w:author="株式会社WineBank" w:date="2026-10-19T12:00:00Z">
+        <w:r>
+          <w:rPr>
+            <w:rFonts w:ascii="ＭＳ 明朝" w:hAnsi="ＭＳ 明朝" w:hint="eastAsia"/>
+          </w:rPr>
+          <w:delText xml:space="preserve">日まで、又は</w:delText>
+        </w:r>
+      </w:del>
+      <w:del w:id="40018" w:author="株式会社WineBank" w:date="2026-10-19T12:00:00Z">
+        <w:r>
+          <w:rPr>
+            <w:rFonts w:ascii="ＭＳ 明朝" w:hAnsi="ＭＳ 明朝"/>
+          </w:rPr>
+          <w:delText xml:space="preserve">7</w:delText>
+        </w:r>
+      </w:del>
+      <w:del w:id="40019" w:author="株式会社WineBank" w:date="2026-10-19T12:00:00Z">
+        <w:r>
+          <w:rPr>
+            <w:rFonts w:ascii="ＭＳ 明朝" w:hAnsi="ＭＳ 明朝" w:hint="eastAsia"/>
+          </w:rPr>
+          <w:delText xml:space="preserve">月</w:delText>
+        </w:r>
+      </w:del>
+      <w:del w:id="40020" w:author="株式会社WineBank" w:date="2026-10-19T12:00:00Z">
+        <w:r>
+          <w:rPr>
+            <w:rFonts w:ascii="ＭＳ 明朝" w:hAnsi="ＭＳ 明朝"/>
+          </w:rPr>
+          <w:delText xml:space="preserve">1</w:delText>
+        </w:r>
+      </w:del>
+      <w:del w:id="40021" w:author="株式会社WineBank" w:date="2026-10-19T12:00:00Z">
+        <w:r>
+          <w:rPr>
+            <w:rFonts w:ascii="ＭＳ 明朝" w:hAnsi="ＭＳ 明朝" w:hint="eastAsia"/>
+          </w:rPr>
+          <w:delText xml:space="preserve">日から</w:delText>
+        </w:r>
+      </w:del>
+      <w:del w:id="40022" w:author="株式会社WineBank" w:date="2026-10-19T12:00:00Z">
+        <w:r>
+          <w:rPr>
+            <w:rFonts w:ascii="ＭＳ 明朝" w:hAnsi="ＭＳ 明朝"/>
+          </w:rPr>
+          <w:delText xml:space="preserve">12</w:delText>
+        </w:r>
+      </w:del>
+      <w:del w:id="40023" w:author="株式会社WineBank" w:date="2026-10-19T12:00:00Z">
+        <w:r>
+          <w:rPr>
+            <w:rFonts w:ascii="ＭＳ 明朝" w:hAnsi="ＭＳ 明朝" w:hint="eastAsia"/>
+          </w:rPr>
+          <w:delText xml:space="preserve">月</w:delText>
+        </w:r>
+      </w:del>
+      <w:del w:id="40024" w:author="株式会社WineBank" w:date="2026-10-19T12:00:00Z">
+        <w:r>
+          <w:rPr>
+            <w:rFonts w:ascii="ＭＳ 明朝" w:hAnsi="ＭＳ 明朝"/>
+          </w:rPr>
+          <w:delText xml:space="preserve">31</w:delText>
+        </w:r>
+      </w:del>
+      <w:del w:id="40025" w:author="株式会社WineBank" w:date="2026-10-19T12:00:00Z">
+        <w:r>
+          <w:rPr>
+            <w:rFonts w:ascii="ＭＳ 明朝" w:hAnsi="ＭＳ 明朝" w:hint="eastAsia"/>
+          </w:rPr>
+          <w:delText xml:space="preserve">日までの期間に営業者に書面で通知することを要するものとする。</w:delText>
+        </w:r>
+      </w:del>
+      <w:ins w:id="40026" w:author="株式会社WineBank" w:date="2026-10-19T12:00:00Z">
+        <w:r>
+          <w:rPr>
+            <w:rFonts w:ascii="ＭＳ 明朝" w:hAnsi="ＭＳ 明朝" w:hint="eastAsia"/>
+          </w:rPr>
+          <w:t xml:space="preserve">但し、本項に基づく解除は、本契約締結日から3年後の日（当日を含む。）以後に限り行うことができる。</w:t>
+        </w:r>
+      </w:ins>
+      <w:r>
+        <w:rPr>
+          <w:rFonts w:ascii="ＭＳ 明朝" w:hAnsi="ＭＳ 明朝" w:hint="eastAsia"/>
+        </w:rPr>
+        <w:t xml:space="preserve">また、本出資者が本項に基づき本契約を解除する場合、営業者は、本出資者に対し、契約終了日の属する月の</w:t>
+      </w:r>
+      <w:del w:id="40027" w:author="株式会社WineBank" w:date="2026-10-19T12:00:00Z">
+        <w:r>
+          <w:rPr>
+            <w:rFonts w:ascii="ＭＳ 明朝" w:hAnsi="ＭＳ 明朝" w:hint="eastAsia"/>
+          </w:rPr>
+          <w:delText xml:space="preserve">翌々月末日</w:delText>
+        </w:r>
+      </w:del>
+      <w:ins w:id="40028" w:author="株式会社WineBank" w:date="2026-10-19T12:00:00Z">
+        <w:r>
+          <w:rPr>
+            <w:rFonts w:ascii="ＭＳ 明朝" w:hAnsi="ＭＳ 明朝" w:hint="eastAsia"/>
+          </w:rPr>
+          <w:t xml:space="preserve">3ヶ月後の末日</w:t>
+        </w:r>
+      </w:ins>
+      <w:r>
+        <w:rPr>
+          <w:rFonts w:ascii="ＭＳ 明朝" w:hAnsi="ＭＳ 明朝" w:hint="eastAsia"/>
+        </w:rPr>
+        <w:t xml:space="preserve">までに、以下に定める想定売却額</w:t>
+      </w:r>
+      <w:del w:id="40029" w:author="株式会社WineBank" w:date="2026-10-19T12:00:00Z">
+        <w:r>
+          <w:rPr>
+            <w:rFonts w:ascii="ＭＳ 明朝" w:hAnsi="ＭＳ 明朝" w:hint="eastAsia"/>
+          </w:rPr>
+          <w:delText xml:space="preserve">から以下に定める解約手数料を控除した金額</w:delText>
+        </w:r>
+      </w:del>
+      <w:r>
+        <w:rPr>
+          <w:rFonts w:ascii="ＭＳ 明朝" w:hAnsi="ＭＳ 明朝" w:hint="eastAsia"/>
+        </w:rPr>
+        <w:t xml:space="preserve">を支払うことにより、出資の価額の返還を行うものとする。</w:t>
+      </w:r>
+      <w:ins w:id="40030" w:author="株式会社WineBank" w:date="2026-10-18T00:00:00Z">
+        <w:r>
+          <w:rPr>
+            <w:rFonts w:ascii="ＭＳ 明朝" w:hAnsi="ＭＳ 明朝" w:hint="eastAsia"/>
+          </w:rPr>
           <w:t xml:space="preserve">本項に基づく解除は、当該通知が営業者に到達した日から90日を経過した日</w:t>
         </w:r>
       </w:ins>
-      <w:ins w:id="40008" w:author="株式会社WineBank" w:date="2026-10-19T12:00:00Z">
+      <w:ins w:id="40031" w:author="株式会社WineBank" w:date="2026-10-19T12:00:00Z">
         <w:r>
           <w:rPr>
             <w:rFonts w:ascii="ＭＳ 明朝" w:hAnsi="ＭＳ 明朝" w:hint="eastAsia"/>
@@ -5390,7 +5484,7 @@
           <w:t xml:space="preserve">以後最初に到来する報告対象期間（第12条第2項第1号に定める報告対象期間をいう。）の末日</w:t>
         </w:r>
       </w:ins>
-      <w:ins w:id="40010" w:author="株式会社WineBank" w:date="2026-10-18T00:00:00Z">
+      <w:ins w:id="40033" w:author="株式会社WineBank" w:date="2026-10-18T00:00:00Z">
         <w:r>
           <w:rPr>
             <w:rFonts w:ascii="ＭＳ 明朝" w:hAnsi="ＭＳ 明朝" w:hint="eastAsia"/>
@@ -5398,12 +5492,12 @@
           <w:t xml:space="preserve">にその効力を生じ、同日を契約終了日とする。</w:t>
         </w:r>
       </w:ins>
-      <w:ins w:id="40011" w:author="株式会社WineBank" w:date="2026-10-19T12:00:00Z">
+      <w:ins w:id="40034" w:author="株式会社WineBank" w:date="2026-10-19T12:00:00Z">
         <w:r>
           <w:rPr>
             <w:rFonts w:ascii="ＭＳ 明朝" w:hAnsi="ＭＳ 明朝" w:hint="eastAsia"/>
           </w:rPr>
-          <w:t xml:space="preserve">営業者は、本財産の換価の状況により前段の期限までに全額を支払うことができない場合、当該期限までに支払額の2分の1以上を支払い、残額を契約終了日から6ヶ月以内に支払うことができる。また、営業者が本項に基づく支払に充てるために本財産たるワインその他の酒類を売却したときは、当該売却に係る部分については、想定売却額の算定における時価から13%を控除した額に代えて、実際の売却代金から売却に要した費用を控除した額を用いて支払額を精算する。</w:t>
+          <w:t xml:space="preserve">この場合、契約終了日を末日とする匿名組合分配対象期間に係る第9条第6項の分配は本出資者に対しては行わず、当該期間の本利益は想定売却額に含めて精算する。営業者は、本財産の換価の状況により前段の期限までに全額を支払うことができない場合、当該期限までに支払額の2分の1以上を支払い、残額を契約終了日から6ヶ月以内に支払うことができる。また、営業者が本項に基づく支払に充てるために本財産たるワインその他の酒類を売却したときは、当該売却に係る部分については、想定売却額の算定における時価から13%を控除した額に代えて、実際の売却代金から売却に要した費用を控除した額を用いて支払額を精算する。</w:t>
         </w:r>
       </w:ins>
       <w:commentRangeEnd w:id="88"/>
@@ -5431,300 +5525,362 @@
         </w:tabs>
         <w:ind w:left="1260" w:hanging="742"/>
         <w:rPr>
-          <w:rFonts w:ascii="ＭＳ 明朝" w:hAnsi="ＭＳ 明朝"/>
-        </w:rPr>
-      </w:pPr>
-      <w:r>
-        <w:rPr>
-          <w:rFonts w:ascii="ＭＳ 明朝" w:hAnsi="ＭＳ 明朝" w:hint="eastAsia"/>
-        </w:rPr>
-        <w:t xml:space="preserve">（1）</w:t>
+          <w:del w:id="40036" w:author="株式会社WineBank" w:date="2026-10-19T12:00:00Z"/>
+          <w:rFonts w:ascii="ＭＳ 明朝" w:hAnsi="ＭＳ 明朝"/>
+        </w:rPr>
+      </w:pPr>
+      <w:del w:id="40035" w:author="株式会社WineBank" w:date="2026-10-19T12:00:00Z">
+        <w:r>
+          <w:rPr>
+            <w:rFonts w:ascii="ＭＳ 明朝" w:hAnsi="ＭＳ 明朝" w:hint="eastAsia"/>
+          </w:rPr>
+          <w:delText xml:space="preserve">（1）</w:delText>
+          <w:tab/>
+          <w:delText xml:space="preserve">本契約締結日から1年後の日の前日（当日を含む。）以前の期間中に本契約を解除する場合</w:delText>
+        </w:r>
+      </w:del>
+    </w:p>
+    <w:p>
+      <w:pPr>
+        <w:tabs>
+          <w:tab w:val="left" w:pos="1260"/>
+        </w:tabs>
+        <w:ind w:left="2268" w:hanging="1750"/>
+        <w:rPr>
+          <w:del w:id="40040" w:author="株式会社WineBank" w:date="2026-10-19T12:00:00Z"/>
+          <w:rFonts w:ascii="ＭＳ 明朝" w:hAnsi="ＭＳ 明朝"/>
+        </w:rPr>
+      </w:pPr>
+      <w:del w:id="40039" w:author="株式会社WineBank" w:date="2026-10-19T12:00:00Z">
+        <w:r>
+          <w:rPr>
+            <w:rFonts w:ascii="ＭＳ 明朝" w:hAnsi="ＭＳ 明朝" w:hint="eastAsia"/>
+          </w:rPr>
+          <w:delText xml:space="preserve">　　　解約手数料：以下の計算方法で算定される想定売却手取額（以下「想定売却額」という。）の1</w:delText>
+        </w:r>
+      </w:del>
+      <w:del w:id="40038" w:author="株式会社WineBank" w:date="2026-10-19T12:00:00Z">
+        <w:r>
+          <w:rPr>
+            <w:rFonts w:ascii="ＭＳ 明朝" w:hAnsi="ＭＳ 明朝"/>
+          </w:rPr>
+          <w:delText xml:space="preserve">0</w:delText>
+        </w:r>
+      </w:del>
+      <w:del w:id="40037" w:author="株式会社WineBank" w:date="2026-10-19T12:00:00Z">
+        <w:r>
+          <w:rPr>
+            <w:rFonts w:ascii="ＭＳ 明朝" w:hAnsi="ＭＳ 明朝" w:hint="eastAsia"/>
+          </w:rPr>
+          <w:delText xml:space="preserve">％又は出資金の残高の7％のいずれか高い方の金額</w:delText>
+        </w:r>
+      </w:del>
+    </w:p>
+    <w:p>
+      <w:pPr>
+        <w:tabs>
+          <w:tab w:val="left" w:pos="1260"/>
+        </w:tabs>
+        <w:ind w:left="2268" w:hanging="1750"/>
+        <w:rPr>
+          <w:rFonts w:ascii="ＭＳ 明朝" w:hAnsi="ＭＳ 明朝"/>
+        </w:rPr>
+      </w:pPr>
+      <w:commentRangeStart w:id="115"/>
+      <w:r>
+        <w:rPr>
+          <w:rFonts w:ascii="ＭＳ 明朝" w:hAnsi="ＭＳ 明朝" w:hint="eastAsia"/>
+        </w:rPr>
+        <w:t xml:space="preserve">　　　想定売却額：</w:t>
+      </w:r>
+      <w:del w:id="90" w:author="株式会社WineBank" w:date="2026-10-18T00:00:00Z">
+        <w:r>
+          <w:rPr>
+            <w:rFonts w:ascii="ＭＳ 明朝" w:hAnsi="ＭＳ 明朝" w:hint="eastAsia"/>
+          </w:rPr>
+          <w:delText>「本事業において営業者が当該契約終了日に保有するワインその他の酒類を、当該契約終了日が属する月の月末にオークションにおいて売却したと仮定して営業者が合理的に算出する売却額」</w:delText>
+        </w:r>
+      </w:del>
+      <w:ins w:id="40064" w:author="株式会社WineBank" w:date="2026-10-18T00:00:00Z">
+        <w:r>
+          <w:rPr>
+            <w:rFonts w:ascii="ＭＳ 明朝" w:hAnsi="ＭＳ 明朝" w:hint="eastAsia"/>
+          </w:rPr>
+          <w:t xml:space="preserve">「当該契約終了日において本財産たるワインその他の酒類について別紙2に定める方法により算定した時価の合計額から、その13%に相当する額（オークション手数料等相当額）を控除した額</w:t>
+        </w:r>
+      </w:ins>
+      <w:ins w:id="40065" w:author="株式会社WineBank" w:date="2026-10-19T12:00:00Z">
+        <w:r>
+          <w:rPr>
+            <w:rFonts w:ascii="ＭＳ 明朝" w:hAnsi="ＭＳ 明朝" w:hint="eastAsia"/>
+          </w:rPr>
+          <w:t xml:space="preserve">に、営業者口座の預金の残高（決定済みの分配予定額及び本事業の未払費用を除く。）を加えた額</w:t>
+        </w:r>
+      </w:ins>
+      <w:ins w:id="40066" w:author="株式会社WineBank" w:date="2026-10-18T00:00:00Z">
+        <w:r>
+          <w:rPr>
+            <w:rFonts w:ascii="ＭＳ 明朝" w:hAnsi="ＭＳ 明朝" w:hint="eastAsia"/>
+          </w:rPr>
+          <w:t xml:space="preserve">」</w:t>
+        </w:r>
+      </w:ins>
+      <w:r>
+        <w:rPr>
+          <w:rFonts w:ascii="ＭＳ 明朝" w:hAnsi="ＭＳ 明朝" w:hint="eastAsia"/>
+        </w:rPr>
+        <w:t xml:space="preserve">×出資割合</w:t>
+      </w:r>
+      <w:commentRangeEnd w:id="115"/>
+      <w:r>
+        <w:rPr>
+          <w:rStyle w:val="CommentReference"/>
+        </w:rPr>
+        <w:commentReference w:id="115"/>
+      </w:r>
+    </w:p>
+    <w:p>
+      <w:pPr>
+        <w:tabs>
+          <w:tab w:val="left" w:pos="1260"/>
+        </w:tabs>
+        <w:ind w:left="1260" w:hanging="742"/>
+        <w:rPr>
+          <w:del w:id="40042" w:author="株式会社WineBank" w:date="2026-10-19T12:00:00Z"/>
+          <w:rFonts w:ascii="ＭＳ 明朝" w:hAnsi="ＭＳ 明朝"/>
+        </w:rPr>
+      </w:pPr>
+      <w:del w:id="40041" w:author="株式会社WineBank" w:date="2026-10-19T12:00:00Z">
+        <w:r>
+          <w:rPr>
+            <w:rFonts w:ascii="ＭＳ 明朝" w:hAnsi="ＭＳ 明朝" w:hint="eastAsia"/>
+          </w:rPr>
+          <w:delText xml:space="preserve">（2）</w:delText>
+          <w:tab/>
+          <w:delText xml:space="preserve">本契約締結日から1年後の日（当日を含む。）から、本契約締結日から2年後の日の前日（当日を含む。）までの期間中に本契約を解除する場合</w:delText>
+        </w:r>
+      </w:del>
+    </w:p>
+    <w:p>
+      <w:pPr>
+        <w:tabs>
+          <w:tab w:val="left" w:pos="1260"/>
+        </w:tabs>
+        <w:ind w:left="1260" w:hanging="742"/>
+        <w:rPr>
+          <w:del w:id="40046" w:author="株式会社WineBank" w:date="2026-10-19T12:00:00Z"/>
+          <w:rFonts w:ascii="ＭＳ 明朝" w:hAnsi="ＭＳ 明朝"/>
+        </w:rPr>
+      </w:pPr>
+      <w:del w:id="40045" w:author="株式会社WineBank" w:date="2026-10-19T12:00:00Z">
+        <w:r>
+          <w:rPr>
+            <w:rFonts w:ascii="ＭＳ 明朝" w:hAnsi="ＭＳ 明朝" w:hint="eastAsia"/>
+          </w:rPr>
+          <w:delText xml:space="preserve">　　　解約手数料：想定売却手取額の</w:delText>
+        </w:r>
+      </w:del>
+      <w:del w:id="40044" w:author="株式会社WineBank" w:date="2026-10-19T12:00:00Z">
+        <w:r>
+          <w:rPr>
+            <w:rFonts w:ascii="ＭＳ 明朝" w:hAnsi="ＭＳ 明朝"/>
+          </w:rPr>
+          <w:delText xml:space="preserve">7</w:delText>
+        </w:r>
+      </w:del>
+      <w:del w:id="40043" w:author="株式会社WineBank" w:date="2026-10-19T12:00:00Z">
+        <w:r>
+          <w:rPr>
+            <w:rFonts w:ascii="ＭＳ 明朝" w:hAnsi="ＭＳ 明朝" w:hint="eastAsia"/>
+          </w:rPr>
+          <w:delText xml:space="preserve">％</w:delText>
+        </w:r>
+      </w:del>
+    </w:p>
+    <w:p>
+      <w:pPr>
+        <w:tabs>
+          <w:tab w:val="left" w:pos="1260"/>
+        </w:tabs>
+        <w:ind w:left="1260" w:hanging="742"/>
+        <w:rPr>
+          <w:del w:id="40052" w:author="株式会社WineBank" w:date="2026-10-19T12:00:00Z"/>
+          <w:rFonts w:ascii="ＭＳ 明朝" w:hAnsi="ＭＳ 明朝"/>
+        </w:rPr>
+      </w:pPr>
+      <w:del w:id="40051" w:author="株式会社WineBank" w:date="2026-10-19T12:00:00Z">
+        <w:r>
+          <w:rPr>
+            <w:rFonts w:ascii="ＭＳ 明朝" w:hAnsi="ＭＳ 明朝" w:hint="eastAsia"/>
+          </w:rPr>
+          <w:delText xml:space="preserve">（3）</w:delText>
+          <w:tab/>
+          <w:delText xml:space="preserve">本契約締結日から</w:delText>
+        </w:r>
+      </w:del>
+      <w:del w:id="40050" w:author="株式会社WineBank" w:date="2026-10-19T12:00:00Z">
+        <w:r>
+          <w:rPr>
+            <w:rFonts w:ascii="ＭＳ 明朝" w:hAnsi="ＭＳ 明朝"/>
+          </w:rPr>
+          <w:delText xml:space="preserve">2</w:delText>
+        </w:r>
+      </w:del>
+      <w:del w:id="40049" w:author="株式会社WineBank" w:date="2026-10-19T12:00:00Z">
+        <w:r>
+          <w:rPr>
+            <w:rFonts w:ascii="ＭＳ 明朝" w:hAnsi="ＭＳ 明朝" w:hint="eastAsia"/>
+          </w:rPr>
+          <w:delText xml:space="preserve">年後の日（当日を含む。）から、本契約締結日から</w:delText>
+        </w:r>
+      </w:del>
+      <w:del w:id="40048" w:author="株式会社WineBank" w:date="2026-10-19T12:00:00Z">
+        <w:r>
+          <w:rPr>
+            <w:rFonts w:ascii="ＭＳ 明朝" w:hAnsi="ＭＳ 明朝"/>
+          </w:rPr>
+          <w:delText xml:space="preserve">3</w:delText>
+        </w:r>
+      </w:del>
+      <w:del w:id="40047" w:author="株式会社WineBank" w:date="2026-10-19T12:00:00Z">
+        <w:r>
+          <w:rPr>
+            <w:rFonts w:ascii="ＭＳ 明朝" w:hAnsi="ＭＳ 明朝" w:hint="eastAsia"/>
+          </w:rPr>
+          <w:delText xml:space="preserve">年後の日の前日（当日を含む。）までの期間中に本契約を解除する場合</w:delText>
+        </w:r>
+      </w:del>
+    </w:p>
+    <w:p>
+      <w:pPr>
+        <w:tabs>
+          <w:tab w:val="left" w:pos="1260"/>
+        </w:tabs>
+        <w:ind w:left="1260" w:hanging="742"/>
+        <w:rPr>
+          <w:del w:id="40056" w:author="株式会社WineBank" w:date="2026-10-19T12:00:00Z"/>
+          <w:rFonts w:ascii="ＭＳ 明朝" w:hAnsi="ＭＳ 明朝"/>
+        </w:rPr>
+      </w:pPr>
+      <w:del w:id="40055" w:author="株式会社WineBank" w:date="2026-10-19T12:00:00Z">
+        <w:r>
+          <w:rPr>
+            <w:rFonts w:ascii="ＭＳ 明朝" w:hAnsi="ＭＳ 明朝" w:hint="eastAsia"/>
+          </w:rPr>
+          <w:delText xml:space="preserve">　　　解約手数料：想定売却手取額の</w:delText>
+        </w:r>
+      </w:del>
+      <w:del w:id="40054" w:author="株式会社WineBank" w:date="2026-10-19T12:00:00Z">
+        <w:r>
+          <w:rPr>
+            <w:rFonts w:ascii="ＭＳ 明朝" w:hAnsi="ＭＳ 明朝"/>
+          </w:rPr>
+          <w:delText xml:space="preserve">5</w:delText>
+        </w:r>
+      </w:del>
+      <w:del w:id="40053" w:author="株式会社WineBank" w:date="2026-10-19T12:00:00Z">
+        <w:r>
+          <w:rPr>
+            <w:rFonts w:ascii="ＭＳ 明朝" w:hAnsi="ＭＳ 明朝" w:hint="eastAsia"/>
+          </w:rPr>
+          <w:delText xml:space="preserve">％</w:delText>
+        </w:r>
+      </w:del>
+    </w:p>
+    <w:p>
+      <w:pPr>
+        <w:tabs>
+          <w:tab w:val="left" w:pos="1260"/>
+        </w:tabs>
+        <w:ind w:left="1260" w:hanging="742"/>
+        <w:rPr>
+          <w:del w:id="40060" w:author="株式会社WineBank" w:date="2026-10-19T12:00:00Z"/>
+          <w:rFonts w:ascii="ＭＳ 明朝" w:hAnsi="ＭＳ 明朝"/>
+        </w:rPr>
+      </w:pPr>
+      <w:del w:id="40059" w:author="株式会社WineBank" w:date="2026-10-19T12:00:00Z">
+        <w:r>
+          <w:rPr>
+            <w:rFonts w:ascii="ＭＳ 明朝" w:hAnsi="ＭＳ 明朝" w:hint="eastAsia"/>
+          </w:rPr>
+          <w:delText xml:space="preserve">（4）</w:delText>
+          <w:tab/>
+          <w:delText xml:space="preserve">本契約締結日から</w:delText>
+        </w:r>
+      </w:del>
+      <w:del w:id="40058" w:author="株式会社WineBank" w:date="2026-10-19T12:00:00Z">
+        <w:r>
+          <w:rPr>
+            <w:rFonts w:ascii="ＭＳ 明朝" w:hAnsi="ＭＳ 明朝"/>
+          </w:rPr>
+          <w:delText xml:space="preserve">3</w:delText>
+        </w:r>
+      </w:del>
+      <w:del w:id="40057" w:author="株式会社WineBank" w:date="2026-10-19T12:00:00Z">
+        <w:r>
+          <w:rPr>
+            <w:rFonts w:ascii="ＭＳ 明朝" w:hAnsi="ＭＳ 明朝" w:hint="eastAsia"/>
+          </w:rPr>
+          <w:delText xml:space="preserve">年後の日（当日を含む。）以後の期間中に本契約を解除する場合</w:delText>
+        </w:r>
+      </w:del>
+    </w:p>
+    <w:p>
+      <w:pPr>
+        <w:tabs>
+          <w:tab w:val="left" w:pos="1260"/>
+        </w:tabs>
+        <w:ind w:left="1260" w:hanging="742"/>
+        <w:rPr>
+          <w:del w:id="40062" w:author="株式会社WineBank" w:date="2026-10-19T12:00:00Z"/>
+          <w:rFonts w:ascii="ＭＳ 明朝" w:hAnsi="ＭＳ 明朝"/>
+        </w:rPr>
+      </w:pPr>
+      <w:del w:id="40061" w:author="株式会社WineBank" w:date="2026-10-19T12:00:00Z">
+        <w:r>
+          <w:rPr>
+            <w:rFonts w:ascii="ＭＳ 明朝" w:hAnsi="ＭＳ 明朝" w:hint="eastAsia"/>
+          </w:rPr>
+          <w:delText xml:space="preserve">　　　解約手数料：無し。</w:delText>
+        </w:r>
+      </w:del>
+    </w:p>
+    <w:p>
+      <w:pPr>
+        <w:tabs>
+          <w:tab w:val="left" w:pos="518"/>
+        </w:tabs>
+        <w:ind w:left="518" w:hanging="518"/>
+        <w:rPr>
+          <w:rFonts w:ascii="ＭＳ 明朝" w:hAnsi="ＭＳ 明朝"/>
+        </w:rPr>
+      </w:pPr>
+      <w:r>
+        <w:rPr>
+          <w:rFonts w:ascii="ＭＳ 明朝" w:hAnsi="ＭＳ 明朝"/>
+        </w:rPr>
+        <w:t xml:space="preserve">3</w:t>
+      </w:r>
+      <w:r>
+        <w:rPr>
+          <w:rFonts w:ascii="ＭＳ 明朝" w:hAnsi="ＭＳ 明朝" w:hint="eastAsia"/>
+        </w:rPr>
         <w:tab/>
-        <w:t xml:space="preserve">本契約締結日から1年後の日の前日（当日を含む。）以前の期間中に本契約を解除する場合</w:t>
-      </w:r>
-    </w:p>
-    <w:p>
-      <w:pPr>
-        <w:tabs>
-          <w:tab w:val="left" w:pos="1260"/>
-        </w:tabs>
-        <w:ind w:left="2268" w:hanging="1750"/>
-        <w:rPr>
-          <w:rFonts w:ascii="ＭＳ 明朝" w:hAnsi="ＭＳ 明朝"/>
-        </w:rPr>
-      </w:pPr>
-      <w:r>
-        <w:rPr>
-          <w:rFonts w:ascii="ＭＳ 明朝" w:hAnsi="ＭＳ 明朝" w:hint="eastAsia"/>
-        </w:rPr>
-        <w:t xml:space="preserve">　　　解約手数料：以下の計算方法で算定される想定売却手取額（以下「想定売却額」という。）の1</w:t>
-      </w:r>
-      <w:r>
-        <w:rPr>
-          <w:rFonts w:ascii="ＭＳ 明朝" w:hAnsi="ＭＳ 明朝"/>
-        </w:rPr>
-        <w:t xml:space="preserve">0</w:t>
-      </w:r>
-      <w:r>
-        <w:rPr>
-          <w:rFonts w:ascii="ＭＳ 明朝" w:hAnsi="ＭＳ 明朝" w:hint="eastAsia"/>
-        </w:rPr>
-        <w:t xml:space="preserve">％又は出資金の残高の7％のいずれか高い方の金額</w:t>
-      </w:r>
-    </w:p>
-    <w:p>
-      <w:pPr>
-        <w:tabs>
-          <w:tab w:val="left" w:pos="1260"/>
-        </w:tabs>
-        <w:ind w:left="2268" w:hanging="1750"/>
-        <w:rPr>
-          <w:rFonts w:ascii="ＭＳ 明朝" w:hAnsi="ＭＳ 明朝"/>
-        </w:rPr>
-      </w:pPr>
-      <w:commentRangeStart w:id="115"/>
-      <w:r>
-        <w:rPr>
-          <w:rFonts w:ascii="ＭＳ 明朝" w:hAnsi="ＭＳ 明朝" w:hint="eastAsia"/>
-        </w:rPr>
-        <w:t xml:space="preserve">　　　想定売却額：</w:t>
-      </w:r>
-      <w:del w:id="90" w:author="株式会社WineBank" w:date="2026-10-18T00:00:00Z">
+        <w:t xml:space="preserve">前項にかかわらず、以下のいずれかにあたる事由が生じた場合には、本出資者は、以下に明示した場合を除き、営業者に催告することなく、</w:t>
+      </w:r>
+      <w:del w:id="40063" w:author="株式会社WineBank" w:date="2026-10-19T12:00:00Z">
         <w:r>
           <w:rPr>
             <w:rFonts w:ascii="ＭＳ 明朝" w:hAnsi="ＭＳ 明朝" w:hint="eastAsia"/>
           </w:rPr>
-          <w:delText>「本事業において営業者が当該契約終了日に保有するワインその他の酒類を、当該契約終了日が属する月の月末にオークションにおいて売却したと仮定して営業者が合理的に算出する売却額」</w:delText>
+          <w:delText xml:space="preserve">また、解約手数料の支払義務を負うことなく、</w:delText>
         </w:r>
       </w:del>
-      <w:ins w:id="40012" w:author="株式会社WineBank" w:date="2026-10-18T00:00:00Z">
-        <w:r>
-          <w:rPr>
-            <w:rFonts w:ascii="ＭＳ 明朝" w:hAnsi="ＭＳ 明朝" w:hint="eastAsia"/>
-          </w:rPr>
-          <w:t xml:space="preserve">「当該契約終了日において本財産たるワインその他の酒類について別紙2に定める方法により算定した時価の合計額から、その13%に相当する額（オークション手数料等相当額）を控除した額</w:t>
-        </w:r>
-      </w:ins>
-      <w:ins w:id="40013" w:author="株式会社WineBank" w:date="2026-10-19T12:00:00Z">
-        <w:r>
-          <w:rPr>
-            <w:rFonts w:ascii="ＭＳ 明朝" w:hAnsi="ＭＳ 明朝" w:hint="eastAsia"/>
-          </w:rPr>
-          <w:t xml:space="preserve">に、営業者口座の預金の残高（決定済みの分配予定額及び本事業の未払費用を除く。）を加えた額</w:t>
-        </w:r>
-      </w:ins>
-      <w:ins w:id="40014" w:author="株式会社WineBank" w:date="2026-10-18T00:00:00Z">
-        <w:r>
-          <w:rPr>
-            <w:rFonts w:ascii="ＭＳ 明朝" w:hAnsi="ＭＳ 明朝" w:hint="eastAsia"/>
-          </w:rPr>
-          <w:t xml:space="preserve">」</w:t>
-        </w:r>
-      </w:ins>
-      <w:r>
-        <w:rPr>
-          <w:rFonts w:ascii="ＭＳ 明朝" w:hAnsi="ＭＳ 明朝" w:hint="eastAsia"/>
-        </w:rPr>
-        <w:t xml:space="preserve">×出資割合</w:t>
-      </w:r>
-      <w:commentRangeEnd w:id="115"/>
-      <w:r>
-        <w:rPr>
-          <w:rStyle w:val="CommentReference"/>
-        </w:rPr>
-        <w:commentReference w:id="115"/>
-      </w:r>
-    </w:p>
-    <w:p>
-      <w:pPr>
-        <w:tabs>
-          <w:tab w:val="left" w:pos="1260"/>
-        </w:tabs>
-        <w:ind w:left="1260" w:hanging="742"/>
-        <w:rPr>
-          <w:rFonts w:ascii="ＭＳ 明朝" w:hAnsi="ＭＳ 明朝"/>
-        </w:rPr>
-      </w:pPr>
-      <w:r>
-        <w:rPr>
-          <w:rFonts w:ascii="ＭＳ 明朝" w:hAnsi="ＭＳ 明朝" w:hint="eastAsia"/>
-        </w:rPr>
-        <w:t xml:space="preserve">（2）</w:t>
-        <w:tab/>
-        <w:t xml:space="preserve">本契約締結日から1年後の日（当日を含む。）から、本契約締結日から2年後の日の前日（当日を含む。）までの期間中に本契約を解除する場合</w:t>
-      </w:r>
-    </w:p>
-    <w:p>
-      <w:pPr>
-        <w:tabs>
-          <w:tab w:val="left" w:pos="1260"/>
-        </w:tabs>
-        <w:ind w:left="1260" w:hanging="742"/>
-        <w:rPr>
-          <w:rFonts w:ascii="ＭＳ 明朝" w:hAnsi="ＭＳ 明朝"/>
-        </w:rPr>
-      </w:pPr>
-      <w:r>
-        <w:rPr>
-          <w:rFonts w:ascii="ＭＳ 明朝" w:hAnsi="ＭＳ 明朝" w:hint="eastAsia"/>
-        </w:rPr>
-        <w:t xml:space="preserve">　　　解約手数料：想定売却手取額の</w:t>
-      </w:r>
-      <w:r>
-        <w:rPr>
-          <w:rFonts w:ascii="ＭＳ 明朝" w:hAnsi="ＭＳ 明朝"/>
-        </w:rPr>
-        <w:t xml:space="preserve">7</w:t>
-      </w:r>
-      <w:r>
-        <w:rPr>
-          <w:rFonts w:ascii="ＭＳ 明朝" w:hAnsi="ＭＳ 明朝" w:hint="eastAsia"/>
-        </w:rPr>
-        <w:t xml:space="preserve">％</w:t>
-      </w:r>
-    </w:p>
-    <w:p>
-      <w:pPr>
-        <w:tabs>
-          <w:tab w:val="left" w:pos="1260"/>
-        </w:tabs>
-        <w:ind w:left="1260" w:hanging="742"/>
-        <w:rPr>
-          <w:rFonts w:ascii="ＭＳ 明朝" w:hAnsi="ＭＳ 明朝"/>
-        </w:rPr>
-      </w:pPr>
-      <w:r>
-        <w:rPr>
-          <w:rFonts w:ascii="ＭＳ 明朝" w:hAnsi="ＭＳ 明朝" w:hint="eastAsia"/>
-        </w:rPr>
-        <w:t xml:space="preserve">（3）</w:t>
-        <w:tab/>
-        <w:t xml:space="preserve">本契約締結日から</w:t>
-      </w:r>
-      <w:r>
-        <w:rPr>
-          <w:rFonts w:ascii="ＭＳ 明朝" w:hAnsi="ＭＳ 明朝"/>
-        </w:rPr>
-        <w:t xml:space="preserve">2</w:t>
-      </w:r>
-      <w:r>
-        <w:rPr>
-          <w:rFonts w:ascii="ＭＳ 明朝" w:hAnsi="ＭＳ 明朝" w:hint="eastAsia"/>
-        </w:rPr>
-        <w:t xml:space="preserve">年後の日（当日を含む。）から、本契約締結日から</w:t>
-      </w:r>
-      <w:r>
-        <w:rPr>
-          <w:rFonts w:ascii="ＭＳ 明朝" w:hAnsi="ＭＳ 明朝"/>
-        </w:rPr>
-        <w:t xml:space="preserve">3</w:t>
-      </w:r>
-      <w:r>
-        <w:rPr>
-          <w:rFonts w:ascii="ＭＳ 明朝" w:hAnsi="ＭＳ 明朝" w:hint="eastAsia"/>
-        </w:rPr>
-        <w:t xml:space="preserve">年後の日の前日（当日を含む。）までの期間中に本契約を解除する場合</w:t>
-      </w:r>
-    </w:p>
-    <w:p>
-      <w:pPr>
-        <w:tabs>
-          <w:tab w:val="left" w:pos="1260"/>
-        </w:tabs>
-        <w:ind w:left="1260" w:hanging="742"/>
-        <w:rPr>
-          <w:rFonts w:ascii="ＭＳ 明朝" w:hAnsi="ＭＳ 明朝"/>
-        </w:rPr>
-      </w:pPr>
-      <w:r>
-        <w:rPr>
-          <w:rFonts w:ascii="ＭＳ 明朝" w:hAnsi="ＭＳ 明朝" w:hint="eastAsia"/>
-        </w:rPr>
-        <w:t xml:space="preserve">　　　解約手数料：想定売却手取額の</w:t>
-      </w:r>
-      <w:r>
-        <w:rPr>
-          <w:rFonts w:ascii="ＭＳ 明朝" w:hAnsi="ＭＳ 明朝"/>
-        </w:rPr>
-        <w:t xml:space="preserve">5</w:t>
-      </w:r>
-      <w:r>
-        <w:rPr>
-          <w:rFonts w:ascii="ＭＳ 明朝" w:hAnsi="ＭＳ 明朝" w:hint="eastAsia"/>
-        </w:rPr>
-        <w:t xml:space="preserve">％</w:t>
-      </w:r>
-    </w:p>
-    <w:p>
-      <w:pPr>
-        <w:tabs>
-          <w:tab w:val="left" w:pos="1260"/>
-        </w:tabs>
-        <w:ind w:left="1260" w:hanging="742"/>
-        <w:rPr>
-          <w:rFonts w:ascii="ＭＳ 明朝" w:hAnsi="ＭＳ 明朝"/>
-        </w:rPr>
-      </w:pPr>
-      <w:r>
-        <w:rPr>
-          <w:rFonts w:ascii="ＭＳ 明朝" w:hAnsi="ＭＳ 明朝" w:hint="eastAsia"/>
-        </w:rPr>
-        <w:t xml:space="preserve">（4）</w:t>
-        <w:tab/>
-        <w:t xml:space="preserve">本契約締結日から</w:t>
-      </w:r>
-      <w:r>
-        <w:rPr>
-          <w:rFonts w:ascii="ＭＳ 明朝" w:hAnsi="ＭＳ 明朝"/>
-        </w:rPr>
-        <w:t xml:space="preserve">3</w:t>
-      </w:r>
-      <w:r>
-        <w:rPr>
-          <w:rFonts w:ascii="ＭＳ 明朝" w:hAnsi="ＭＳ 明朝" w:hint="eastAsia"/>
-        </w:rPr>
-        <w:t xml:space="preserve">年後の日（当日を含む。）以後の期間中に本契約を解除する場合</w:t>
-      </w:r>
-    </w:p>
-    <w:p>
-      <w:pPr>
-        <w:tabs>
-          <w:tab w:val="left" w:pos="1260"/>
-        </w:tabs>
-        <w:ind w:left="1260" w:hanging="742"/>
-        <w:rPr>
-          <w:rFonts w:ascii="ＭＳ 明朝" w:hAnsi="ＭＳ 明朝"/>
-        </w:rPr>
-      </w:pPr>
-      <w:r>
-        <w:rPr>
-          <w:rFonts w:ascii="ＭＳ 明朝" w:hAnsi="ＭＳ 明朝" w:hint="eastAsia"/>
-        </w:rPr>
-        <w:t xml:space="preserve">　　　解約手数料：無し。</w:t>
-      </w:r>
-    </w:p>
-    <w:p>
-      <w:pPr>
-        <w:tabs>
-          <w:tab w:val="left" w:pos="518"/>
-        </w:tabs>
-        <w:ind w:left="518" w:hanging="518"/>
-        <w:rPr>
-          <w:rFonts w:ascii="ＭＳ 明朝" w:hAnsi="ＭＳ 明朝"/>
-        </w:rPr>
-      </w:pPr>
-      <w:r>
-        <w:rPr>
-          <w:rFonts w:ascii="ＭＳ 明朝" w:hAnsi="ＭＳ 明朝"/>
-        </w:rPr>
-        <w:t xml:space="preserve">3</w:t>
-      </w:r>
-      <w:r>
-        <w:rPr>
-          <w:rFonts w:ascii="ＭＳ 明朝" w:hAnsi="ＭＳ 明朝" w:hint="eastAsia"/>
-        </w:rPr>
-        <w:tab/>
-        <w:t xml:space="preserve">前項にかかわらず、以下のいずれかにあたる事由が生じた場合には、本出資者は、以下に明示した場合を除き、営業者に催告することなく、また、解約手数料の支払義務を負うことなく、営業者に書面で通知することにより、本契約を直ちに解除することができる。</w:t>
+      <w:r>
+        <w:rPr>
+          <w:rFonts w:ascii="ＭＳ 明朝" w:hAnsi="ＭＳ 明朝" w:hint="eastAsia"/>
+        </w:rPr>
+        <w:t xml:space="preserve">営業者に書面で通知することにより、本契約を直ちに解除することができる。</w:t>
       </w:r>
     </w:p>
     <w:p>
@@ -9504,7 +9660,7 @@
       </w:r>
     </w:p>
   </w:comment>
-  <w:comment w:id="112" w:author="株式会社WineBank" w:date="2026-10-19T08:58:28Z" w:initials="WB">
+  <w:comment w:id="112" w:author="株式会社WineBank" w:date="2026-10-20T07:29:18Z" w:initials="WB">
     <w:p>
       <w:r>
         <w:rPr>
@@ -9522,7 +9678,7 @@
       </w:r>
     </w:p>
   </w:comment>
-  <w:comment w:id="113" w:author="株式会社WineBank" w:date="2026-10-19T08:58:28Z" w:initials="WB">
+  <w:comment w:id="113" w:author="株式会社WineBank" w:date="2026-10-20T07:29:18Z" w:initials="WB">
     <w:p>
       <w:r>
         <w:rPr>
@@ -9540,7 +9696,7 @@
       </w:r>
     </w:p>
   </w:comment>
-  <w:comment w:id="114" w:author="株式会社WineBank" w:date="2026-10-19T08:58:29Z" w:initials="WB">
+  <w:comment w:id="114" w:author="株式会社WineBank" w:date="2026-10-20T07:29:18Z" w:initials="WB">
     <w:p>
       <w:r>
         <w:rPr>
@@ -9554,11 +9710,11 @@
           <w:sz w:val="20"/>
           <w:szCs w:val="20"/>
         </w:rPr>
-        <w:t xml:space="preserve">解約は通知から90日経過後の最初の半期末（3月末・9月末）に効力を生じ、支払は従来どおり翌々月末までです。換価が遅れる場合に限り半額以上を期限までに、残額を6ヶ月以内に支払います。解約資金のために追加で売却した分は実際の売却代金で精算し、時価評価との差が残る出資者に偏らないようにしました。</w:t>
+        <w:t xml:space="preserve">【3年ロックアップ】解約は締結から3年経過後に限り、通知から90日経過後の最初の半期末（3月末・9月末）に効力を生じます。3年以内の解約がなくなるため解約手数料の表は削除しました（提案資料の「当初3年間はロックアップ」と一致）。支払は半期報告（60日以内）で金額が固まった後の、契約終了日の属する月の3ヶ月後の末日まで（9月末解約なら12月末）。その期の年次分配は行わず、利益は解約の支払額に含めて一度で精算します（二重払いの防止）。換価が遅れる場合に限り半額以上を期限までに、残額を6ヶ月以内に支払います。解約資金のために追加で売却した分は実際の売却代金で精算します。</w:t>
       </w:r>
     </w:p>
   </w:comment>
-  <w:comment w:id="115" w:author="株式会社WineBank" w:date="2026-10-19T08:58:29Z" w:initials="WB">
+  <w:comment w:id="115" w:author="株式会社WineBank" w:date="2026-10-20T07:29:18Z" w:initials="WB">
     <w:p>
       <w:r>
         <w:rPr>
@@ -9576,7 +9732,7 @@
       </w:r>
     </w:p>
   </w:comment>
-  <w:comment w:id="116" w:author="株式会社WineBank" w:date="2026-10-19T08:58:29Z" w:initials="WB">
+  <w:comment w:id="116" w:author="株式会社WineBank" w:date="2026-10-20T07:29:18Z" w:initials="WB">
     <w:p>
       <w:r>
         <w:rPr>
@@ -9612,11 +9768,11 @@
   <w15:commentEx w15:paraId="65086587" w15:done="0"/>
   <w15:commentEx w15:paraId="78C82C8B" w15:done="0"/>
   <w15:commentEx w15:paraId="61785ABD" w15:done="0"/>
-  <w15:commentEx w15:paraId="649DF4AB" w15:done="0"/>
-  <w15:commentEx w15:paraId="54276A00" w15:done="0"/>
-  <w15:commentEx w15:paraId="1F4FFDC4" w15:done="0"/>
-  <w15:commentEx w15:paraId="569BAA66" w15:done="0"/>
-  <w15:commentEx w15:paraId="1FE4F59A" w15:done="0"/>
+  <w15:commentEx w15:paraId="4FFE80DA" w15:done="0"/>
+  <w15:commentEx w15:paraId="26659005" w15:done="0"/>
+  <w15:commentEx w15:paraId="176918B1" w15:done="0"/>
+  <w15:commentEx w15:paraId="2E9F4860" w15:done="0"/>
+  <w15:commentEx w15:paraId="2B305637" w15:done="0"/>
 </w15:commentsEx>
 </file>
 
@@ -9635,11 +9791,11 @@
   <w16cex:commentExtensible w16cex:durableId="5ECF1398" w16cex:dateUtc="2026-10-18T04:47:00Z"/>
   <w16cex:commentExtensible w16cex:durableId="557AE0F7" w16cex:dateUtc="2026-10-18T04:47:00Z"/>
   <w16cex:commentExtensible w16cex:durableId="0594D67C" w16cex:dateUtc="2026-10-18T04:47:00Z"/>
-  <w16cex:commentExtensible w16cex:durableId="50BF840D" w16cex:dateUtc="2026-10-19T08:58:28Z"/>
-  <w16cex:commentExtensible w16cex:durableId="2878FF76" w16cex:dateUtc="2026-10-19T08:58:28Z"/>
-  <w16cex:commentExtensible w16cex:durableId="4B4757E6" w16cex:dateUtc="2026-10-19T08:58:29Z"/>
-  <w16cex:commentExtensible w16cex:durableId="60EF4CE9" w16cex:dateUtc="2026-10-19T08:58:29Z"/>
-  <w16cex:commentExtensible w16cex:durableId="6FD839B5" w16cex:dateUtc="2026-10-19T08:58:29Z"/>
+  <w16cex:commentExtensible w16cex:durableId="2B3B0FEB" w16cex:dateUtc="2026-10-20T07:29:18Z"/>
+  <w16cex:commentExtensible w16cex:durableId="40380806" w16cex:dateUtc="2026-10-20T07:29:18Z"/>
+  <w16cex:commentExtensible w16cex:durableId="3CB4DB57" w16cex:dateUtc="2026-10-20T07:29:18Z"/>
+  <w16cex:commentExtensible w16cex:durableId="6DE73148" w16cex:dateUtc="2026-10-20T07:29:18Z"/>
+  <w16cex:commentExtensible w16cex:durableId="605E3D0F" w16cex:dateUtc="2026-10-20T07:29:18Z"/>
 </w16cex:commentsExtensible>
 </file>
 
@@ -9658,11 +9814,11 @@
   <w16cid:commentId w16cid:paraId="65086587" w16cid:durableId="5ECF1398"/>
   <w16cid:commentId w16cid:paraId="78C82C8B" w16cid:durableId="557AE0F7"/>
   <w16cid:commentId w16cid:paraId="61785ABD" w16cid:durableId="0594D67C"/>
-  <w16cid:commentId w16cid:paraId="649DF4AB" w16cid:durableId="50BF840D"/>
-  <w16cid:commentId w16cid:paraId="54276A00" w16cid:durableId="2878FF76"/>
-  <w16cid:commentId w16cid:paraId="1F4FFDC4" w16cid:durableId="4B4757E6"/>
-  <w16cid:commentId w16cid:paraId="569BAA66" w16cid:durableId="60EF4CE9"/>
-  <w16cid:commentId w16cid:paraId="1FE4F59A" w16cid:durableId="6FD839B5"/>
+  <w16cid:commentId w16cid:paraId="4FFE80DA" w16cid:durableId="2B3B0FEB"/>
+  <w16cid:commentId w16cid:paraId="26659005" w16cid:durableId="40380806"/>
+  <w16cid:commentId w16cid:paraId="176918B1" w16cid:durableId="3CB4DB57"/>
+  <w16cid:commentId w16cid:paraId="2E9F4860" w16cid:durableId="6DE73148"/>
+  <w16cid:commentId w16cid:paraId="2B305637" w16cid:durableId="605E3D0F"/>
 </w16cid:commentsIds>
 </file>
 
